--- a/fuentes/228122_CF10_CFA.docx
+++ b/fuentes/228122_CF10_CFA.docx
@@ -501,6 +501,7 @@
     </w:p>
     <w:p>
       <w:pPr>
+        <w:ind w:firstLine="0"/>
         <w:jc w:val="center"/>
       </w:pPr>
       <w:r>
@@ -595,7 +596,7 @@
           <w:r>
             <w:fldChar w:fldCharType="separate"/>
           </w:r>
-          <w:hyperlink w:anchor="_Toc238459143" w:history="1">
+          <w:hyperlink w:anchor="_Toc239174164" w:history="1">
             <w:r>
               <w:rPr>
                 <w:rStyle w:val="Hipervnculo"/>
@@ -622,7 +623,7 @@
                 <w:noProof/>
                 <w:webHidden/>
               </w:rPr>
-              <w:instrText xml:space="preserve"> PAGEREF _Toc238459143 \h </w:instrText>
+              <w:instrText xml:space="preserve"> PAGEREF _Toc239174164 \h </w:instrText>
             </w:r>
             <w:r>
               <w:rPr>
@@ -668,7 +669,7 @@
               <w14:ligatures w14:val="none"/>
             </w:rPr>
           </w:pPr>
-          <w:hyperlink w:anchor="_Toc238459144" w:history="1">
+          <w:hyperlink w:anchor="_Toc239174165" w:history="1">
             <w:r>
               <w:rPr>
                 <w:rStyle w:val="Hipervnculo"/>
@@ -695,7 +696,7 @@
                 <w:noProof/>
                 <w:webHidden/>
               </w:rPr>
-              <w:instrText xml:space="preserve"> PAGEREF _Toc238459144 \h </w:instrText>
+              <w:instrText xml:space="preserve"> PAGEREF _Toc239174165 \h </w:instrText>
             </w:r>
             <w:r>
               <w:rPr>
@@ -741,7 +742,7 @@
               <w14:ligatures w14:val="none"/>
             </w:rPr>
           </w:pPr>
-          <w:hyperlink w:anchor="_Toc238459145" w:history="1">
+          <w:hyperlink w:anchor="_Toc239174166" w:history="1">
             <w:r>
               <w:rPr>
                 <w:rStyle w:val="Hipervnculo"/>
@@ -768,7 +769,7 @@
                 <w:noProof/>
                 <w:webHidden/>
               </w:rPr>
-              <w:instrText xml:space="preserve"> PAGEREF _Toc238459145 \h </w:instrText>
+              <w:instrText xml:space="preserve"> PAGEREF _Toc239174166 \h </w:instrText>
             </w:r>
             <w:r>
               <w:rPr>
@@ -814,7 +815,7 @@
               <w14:ligatures w14:val="none"/>
             </w:rPr>
           </w:pPr>
-          <w:hyperlink w:anchor="_Toc238459146" w:history="1">
+          <w:hyperlink w:anchor="_Toc239174167" w:history="1">
             <w:r>
               <w:rPr>
                 <w:rStyle w:val="Hipervnculo"/>
@@ -841,7 +842,7 @@
                 <w:noProof/>
                 <w:webHidden/>
               </w:rPr>
-              <w:instrText xml:space="preserve"> PAGEREF _Toc238459146 \h </w:instrText>
+              <w:instrText xml:space="preserve"> PAGEREF _Toc239174167 \h </w:instrText>
             </w:r>
             <w:r>
               <w:rPr>
@@ -887,7 +888,7 @@
               <w14:ligatures w14:val="none"/>
             </w:rPr>
           </w:pPr>
-          <w:hyperlink w:anchor="_Toc238459147" w:history="1">
+          <w:hyperlink w:anchor="_Toc239174168" w:history="1">
             <w:r>
               <w:rPr>
                 <w:rStyle w:val="Hipervnculo"/>
@@ -914,7 +915,7 @@
                 <w:noProof/>
                 <w:webHidden/>
               </w:rPr>
-              <w:instrText xml:space="preserve"> PAGEREF _Toc238459147 \h </w:instrText>
+              <w:instrText xml:space="preserve"> PAGEREF _Toc239174168 \h </w:instrText>
             </w:r>
             <w:r>
               <w:rPr>
@@ -960,7 +961,7 @@
               <w14:ligatures w14:val="none"/>
             </w:rPr>
           </w:pPr>
-          <w:hyperlink w:anchor="_Toc238459148" w:history="1">
+          <w:hyperlink w:anchor="_Toc239174169" w:history="1">
             <w:r>
               <w:rPr>
                 <w:rStyle w:val="Hipervnculo"/>
@@ -987,7 +988,7 @@
                 <w:noProof/>
                 <w:webHidden/>
               </w:rPr>
-              <w:instrText xml:space="preserve"> PAGEREF _Toc238459148 \h </w:instrText>
+              <w:instrText xml:space="preserve"> PAGEREF _Toc239174169 \h </w:instrText>
             </w:r>
             <w:r>
               <w:rPr>
@@ -1033,7 +1034,7 @@
               <w14:ligatures w14:val="none"/>
             </w:rPr>
           </w:pPr>
-          <w:hyperlink w:anchor="_Toc238459149" w:history="1">
+          <w:hyperlink w:anchor="_Toc239174170" w:history="1">
             <w:r>
               <w:rPr>
                 <w:rStyle w:val="Hipervnculo"/>
@@ -1043,8 +1044,10 @@
             </w:r>
             <w:r>
               <w:rPr>
-                <w:rStyle w:val="Extranjerismo"/>
-                <w:noProof/>
+                <w:rStyle w:val="Hipervnculo"/>
+                <w:noProof/>
+                <w:spacing w:val="20"/>
+                <w:lang w:val="en-US"/>
               </w:rPr>
               <w:t>software</w:t>
             </w:r>
@@ -1067,7 +1070,7 @@
                 <w:noProof/>
                 <w:webHidden/>
               </w:rPr>
-              <w:instrText xml:space="preserve"> PAGEREF _Toc238459149 \h </w:instrText>
+              <w:instrText xml:space="preserve"> PAGEREF _Toc239174170 \h </w:instrText>
             </w:r>
             <w:r>
               <w:rPr>
@@ -1113,7 +1116,7 @@
               <w14:ligatures w14:val="none"/>
             </w:rPr>
           </w:pPr>
-          <w:hyperlink w:anchor="_Toc238459150" w:history="1">
+          <w:hyperlink w:anchor="_Toc239174171" w:history="1">
             <w:r>
               <w:rPr>
                 <w:rStyle w:val="Hipervnculo"/>
@@ -1123,8 +1126,10 @@
             </w:r>
             <w:r>
               <w:rPr>
-                <w:rStyle w:val="Extranjerismo"/>
-                <w:noProof/>
+                <w:rStyle w:val="Hipervnculo"/>
+                <w:noProof/>
+                <w:spacing w:val="20"/>
+                <w:lang w:val="en-US"/>
               </w:rPr>
               <w:t>software</w:t>
             </w:r>
@@ -1147,7 +1152,7 @@
                 <w:noProof/>
                 <w:webHidden/>
               </w:rPr>
-              <w:instrText xml:space="preserve"> PAGEREF _Toc238459150 \h </w:instrText>
+              <w:instrText xml:space="preserve"> PAGEREF _Toc239174171 \h </w:instrText>
             </w:r>
             <w:r>
               <w:rPr>
@@ -1193,7 +1198,7 @@
               <w14:ligatures w14:val="none"/>
             </w:rPr>
           </w:pPr>
-          <w:hyperlink w:anchor="_Toc238459151" w:history="1">
+          <w:hyperlink w:anchor="_Toc239174172" w:history="1">
             <w:r>
               <w:rPr>
                 <w:rStyle w:val="Hipervnculo"/>
@@ -1220,7 +1225,7 @@
                 <w:noProof/>
                 <w:webHidden/>
               </w:rPr>
-              <w:instrText xml:space="preserve"> PAGEREF _Toc238459151 \h </w:instrText>
+              <w:instrText xml:space="preserve"> PAGEREF _Toc239174172 \h </w:instrText>
             </w:r>
             <w:r>
               <w:rPr>
@@ -1266,7 +1271,7 @@
               <w14:ligatures w14:val="none"/>
             </w:rPr>
           </w:pPr>
-          <w:hyperlink w:anchor="_Toc238459152" w:history="1">
+          <w:hyperlink w:anchor="_Toc239174173" w:history="1">
             <w:r>
               <w:rPr>
                 <w:rStyle w:val="Hipervnculo"/>
@@ -1293,7 +1298,7 @@
                 <w:noProof/>
                 <w:webHidden/>
               </w:rPr>
-              <w:instrText xml:space="preserve"> PAGEREF _Toc238459152 \h </w:instrText>
+              <w:instrText xml:space="preserve"> PAGEREF _Toc239174173 \h </w:instrText>
             </w:r>
             <w:r>
               <w:rPr>
@@ -1339,7 +1344,7 @@
               <w14:ligatures w14:val="none"/>
             </w:rPr>
           </w:pPr>
-          <w:hyperlink w:anchor="_Toc238459153" w:history="1">
+          <w:hyperlink w:anchor="_Toc239174174" w:history="1">
             <w:r>
               <w:rPr>
                 <w:rStyle w:val="Hipervnculo"/>
@@ -1349,8 +1354,10 @@
             </w:r>
             <w:r>
               <w:rPr>
-                <w:rStyle w:val="Extranjerismo"/>
-                <w:noProof/>
+                <w:rStyle w:val="Hipervnculo"/>
+                <w:noProof/>
+                <w:spacing w:val="20"/>
+                <w:lang w:val="en-US"/>
               </w:rPr>
               <w:t>software</w:t>
             </w:r>
@@ -1373,7 +1380,7 @@
                 <w:noProof/>
                 <w:webHidden/>
               </w:rPr>
-              <w:instrText xml:space="preserve"> PAGEREF _Toc238459153 \h </w:instrText>
+              <w:instrText xml:space="preserve"> PAGEREF _Toc239174174 \h </w:instrText>
             </w:r>
             <w:r>
               <w:rPr>
@@ -1419,7 +1426,7 @@
               <w14:ligatures w14:val="none"/>
             </w:rPr>
           </w:pPr>
-          <w:hyperlink w:anchor="_Toc238459154" w:history="1">
+          <w:hyperlink w:anchor="_Toc239174175" w:history="1">
             <w:r>
               <w:rPr>
                 <w:rStyle w:val="Hipervnculo"/>
@@ -1429,8 +1436,10 @@
             </w:r>
             <w:r>
               <w:rPr>
-                <w:rStyle w:val="Extranjerismo"/>
-                <w:noProof/>
+                <w:rStyle w:val="Hipervnculo"/>
+                <w:noProof/>
+                <w:spacing w:val="20"/>
+                <w:lang w:val="en-US"/>
               </w:rPr>
               <w:t>software</w:t>
             </w:r>
@@ -1453,7 +1462,7 @@
                 <w:noProof/>
                 <w:webHidden/>
               </w:rPr>
-              <w:instrText xml:space="preserve"> PAGEREF _Toc238459154 \h </w:instrText>
+              <w:instrText xml:space="preserve"> PAGEREF _Toc239174175 \h </w:instrText>
             </w:r>
             <w:r>
               <w:rPr>
@@ -1499,7 +1508,7 @@
               <w14:ligatures w14:val="none"/>
             </w:rPr>
           </w:pPr>
-          <w:hyperlink w:anchor="_Toc238459155" w:history="1">
+          <w:hyperlink w:anchor="_Toc239174176" w:history="1">
             <w:r>
               <w:rPr>
                 <w:rStyle w:val="Hipervnculo"/>
@@ -1526,7 +1535,7 @@
                 <w:noProof/>
                 <w:webHidden/>
               </w:rPr>
-              <w:instrText xml:space="preserve"> PAGEREF _Toc238459155 \h </w:instrText>
+              <w:instrText xml:space="preserve"> PAGEREF _Toc239174176 \h </w:instrText>
             </w:r>
             <w:r>
               <w:rPr>
@@ -1572,7 +1581,7 @@
               <w14:ligatures w14:val="none"/>
             </w:rPr>
           </w:pPr>
-          <w:hyperlink w:anchor="_Toc238459156" w:history="1">
+          <w:hyperlink w:anchor="_Toc239174177" w:history="1">
             <w:r>
               <w:rPr>
                 <w:rStyle w:val="Hipervnculo"/>
@@ -1599,7 +1608,7 @@
                 <w:noProof/>
                 <w:webHidden/>
               </w:rPr>
-              <w:instrText xml:space="preserve"> PAGEREF _Toc238459156 \h </w:instrText>
+              <w:instrText xml:space="preserve"> PAGEREF _Toc239174177 \h </w:instrText>
             </w:r>
             <w:r>
               <w:rPr>
@@ -1645,7 +1654,7 @@
               <w14:ligatures w14:val="none"/>
             </w:rPr>
           </w:pPr>
-          <w:hyperlink w:anchor="_Toc238459157" w:history="1">
+          <w:hyperlink w:anchor="_Toc239174178" w:history="1">
             <w:r>
               <w:rPr>
                 <w:rStyle w:val="Hipervnculo"/>
@@ -1672,7 +1681,7 @@
                 <w:noProof/>
                 <w:webHidden/>
               </w:rPr>
-              <w:instrText xml:space="preserve"> PAGEREF _Toc238459157 \h </w:instrText>
+              <w:instrText xml:space="preserve"> PAGEREF _Toc239174178 \h </w:instrText>
             </w:r>
             <w:r>
               <w:rPr>
@@ -1718,7 +1727,7 @@
               <w14:ligatures w14:val="none"/>
             </w:rPr>
           </w:pPr>
-          <w:hyperlink w:anchor="_Toc238459158" w:history="1">
+          <w:hyperlink w:anchor="_Toc239174179" w:history="1">
             <w:r>
               <w:rPr>
                 <w:rStyle w:val="Hipervnculo"/>
@@ -1745,7 +1754,7 @@
                 <w:noProof/>
                 <w:webHidden/>
               </w:rPr>
-              <w:instrText xml:space="preserve"> PAGEREF _Toc238459158 \h </w:instrText>
+              <w:instrText xml:space="preserve"> PAGEREF _Toc239174179 \h </w:instrText>
             </w:r>
             <w:r>
               <w:rPr>
@@ -1791,7 +1800,7 @@
               <w14:ligatures w14:val="none"/>
             </w:rPr>
           </w:pPr>
-          <w:hyperlink w:anchor="_Toc238459159" w:history="1">
+          <w:hyperlink w:anchor="_Toc239174180" w:history="1">
             <w:r>
               <w:rPr>
                 <w:rStyle w:val="Hipervnculo"/>
@@ -1818,7 +1827,7 @@
                 <w:noProof/>
                 <w:webHidden/>
               </w:rPr>
-              <w:instrText xml:space="preserve"> PAGEREF _Toc238459159 \h </w:instrText>
+              <w:instrText xml:space="preserve"> PAGEREF _Toc239174180 \h </w:instrText>
             </w:r>
             <w:r>
               <w:rPr>
@@ -1864,7 +1873,7 @@
               <w14:ligatures w14:val="none"/>
             </w:rPr>
           </w:pPr>
-          <w:hyperlink w:anchor="_Toc238459160" w:history="1">
+          <w:hyperlink w:anchor="_Toc239174181" w:history="1">
             <w:r>
               <w:rPr>
                 <w:rStyle w:val="Hipervnculo"/>
@@ -1891,7 +1900,7 @@
                 <w:noProof/>
                 <w:webHidden/>
               </w:rPr>
-              <w:instrText xml:space="preserve"> PAGEREF _Toc238459160 \h </w:instrText>
+              <w:instrText xml:space="preserve"> PAGEREF _Toc239174181 \h </w:instrText>
             </w:r>
             <w:r>
               <w:rPr>
@@ -1937,7 +1946,7 @@
               <w14:ligatures w14:val="none"/>
             </w:rPr>
           </w:pPr>
-          <w:hyperlink w:anchor="_Toc238459161" w:history="1">
+          <w:hyperlink w:anchor="_Toc239174182" w:history="1">
             <w:r>
               <w:rPr>
                 <w:rStyle w:val="Hipervnculo"/>
@@ -1964,7 +1973,7 @@
                 <w:noProof/>
                 <w:webHidden/>
               </w:rPr>
-              <w:instrText xml:space="preserve"> PAGEREF _Toc238459161 \h </w:instrText>
+              <w:instrText xml:space="preserve"> PAGEREF _Toc239174182 \h </w:instrText>
             </w:r>
             <w:r>
               <w:rPr>
@@ -2010,7 +2019,7 @@
               <w14:ligatures w14:val="none"/>
             </w:rPr>
           </w:pPr>
-          <w:hyperlink w:anchor="_Toc238459162" w:history="1">
+          <w:hyperlink w:anchor="_Toc239174183" w:history="1">
             <w:r>
               <w:rPr>
                 <w:rStyle w:val="Hipervnculo"/>
@@ -2037,7 +2046,7 @@
                 <w:noProof/>
                 <w:webHidden/>
               </w:rPr>
-              <w:instrText xml:space="preserve"> PAGEREF _Toc238459162 \h </w:instrText>
+              <w:instrText xml:space="preserve"> PAGEREF _Toc239174183 \h </w:instrText>
             </w:r>
             <w:r>
               <w:rPr>
@@ -2083,7 +2092,7 @@
               <w14:ligatures w14:val="none"/>
             </w:rPr>
           </w:pPr>
-          <w:hyperlink w:anchor="_Toc238459163" w:history="1">
+          <w:hyperlink w:anchor="_Toc239174184" w:history="1">
             <w:r>
               <w:rPr>
                 <w:rStyle w:val="Hipervnculo"/>
@@ -2110,7 +2119,7 @@
                 <w:noProof/>
                 <w:webHidden/>
               </w:rPr>
-              <w:instrText xml:space="preserve"> PAGEREF _Toc238459163 \h </w:instrText>
+              <w:instrText xml:space="preserve"> PAGEREF _Toc239174184 \h </w:instrText>
             </w:r>
             <w:r>
               <w:rPr>
@@ -2156,7 +2165,7 @@
               <w14:ligatures w14:val="none"/>
             </w:rPr>
           </w:pPr>
-          <w:hyperlink w:anchor="_Toc238459164" w:history="1">
+          <w:hyperlink w:anchor="_Toc239174185" w:history="1">
             <w:r>
               <w:rPr>
                 <w:rStyle w:val="Hipervnculo"/>
@@ -2183,7 +2192,7 @@
                 <w:noProof/>
                 <w:webHidden/>
               </w:rPr>
-              <w:instrText xml:space="preserve"> PAGEREF _Toc238459164 \h </w:instrText>
+              <w:instrText xml:space="preserve"> PAGEREF _Toc239174185 \h </w:instrText>
             </w:r>
             <w:r>
               <w:rPr>
@@ -2229,7 +2238,7 @@
               <w14:ligatures w14:val="none"/>
             </w:rPr>
           </w:pPr>
-          <w:hyperlink w:anchor="_Toc238459165" w:history="1">
+          <w:hyperlink w:anchor="_Toc239174186" w:history="1">
             <w:r>
               <w:rPr>
                 <w:rStyle w:val="Hipervnculo"/>
@@ -2256,7 +2265,7 @@
                 <w:noProof/>
                 <w:webHidden/>
               </w:rPr>
-              <w:instrText xml:space="preserve"> PAGEREF _Toc238459165 \h </w:instrText>
+              <w:instrText xml:space="preserve"> PAGEREF _Toc239174186 \h </w:instrText>
             </w:r>
             <w:r>
               <w:rPr>
@@ -2302,7 +2311,7 @@
               <w14:ligatures w14:val="none"/>
             </w:rPr>
           </w:pPr>
-          <w:hyperlink w:anchor="_Toc238459166" w:history="1">
+          <w:hyperlink w:anchor="_Toc239174187" w:history="1">
             <w:r>
               <w:rPr>
                 <w:rStyle w:val="Hipervnculo"/>
@@ -2329,7 +2338,7 @@
                 <w:noProof/>
                 <w:webHidden/>
               </w:rPr>
-              <w:instrText xml:space="preserve"> PAGEREF _Toc238459166 \h </w:instrText>
+              <w:instrText xml:space="preserve"> PAGEREF _Toc239174187 \h </w:instrText>
             </w:r>
             <w:r>
               <w:rPr>
@@ -2375,7 +2384,7 @@
               <w14:ligatures w14:val="none"/>
             </w:rPr>
           </w:pPr>
-          <w:hyperlink w:anchor="_Toc238459167" w:history="1">
+          <w:hyperlink w:anchor="_Toc239174188" w:history="1">
             <w:r>
               <w:rPr>
                 <w:rStyle w:val="Hipervnculo"/>
@@ -2402,7 +2411,7 @@
                 <w:noProof/>
                 <w:webHidden/>
               </w:rPr>
-              <w:instrText xml:space="preserve"> PAGEREF _Toc238459167 \h </w:instrText>
+              <w:instrText xml:space="preserve"> PAGEREF _Toc239174188 \h </w:instrText>
             </w:r>
             <w:r>
               <w:rPr>
@@ -2448,7 +2457,7 @@
               <w14:ligatures w14:val="none"/>
             </w:rPr>
           </w:pPr>
-          <w:hyperlink w:anchor="_Toc238459168" w:history="1">
+          <w:hyperlink w:anchor="_Toc239174189" w:history="1">
             <w:r>
               <w:rPr>
                 <w:rStyle w:val="Hipervnculo"/>
@@ -2475,7 +2484,7 @@
                 <w:noProof/>
                 <w:webHidden/>
               </w:rPr>
-              <w:instrText xml:space="preserve"> PAGEREF _Toc238459168 \h </w:instrText>
+              <w:instrText xml:space="preserve"> PAGEREF _Toc239174189 \h </w:instrText>
             </w:r>
             <w:r>
               <w:rPr>
@@ -2521,7 +2530,7 @@
               <w14:ligatures w14:val="none"/>
             </w:rPr>
           </w:pPr>
-          <w:hyperlink w:anchor="_Toc238459169" w:history="1">
+          <w:hyperlink w:anchor="_Toc239174190" w:history="1">
             <w:r>
               <w:rPr>
                 <w:rStyle w:val="Hipervnculo"/>
@@ -2548,7 +2557,7 @@
                 <w:noProof/>
                 <w:webHidden/>
               </w:rPr>
-              <w:instrText xml:space="preserve"> PAGEREF _Toc238459169 \h </w:instrText>
+              <w:instrText xml:space="preserve"> PAGEREF _Toc239174190 \h </w:instrText>
             </w:r>
             <w:r>
               <w:rPr>
@@ -2594,7 +2603,7 @@
               <w14:ligatures w14:val="none"/>
             </w:rPr>
           </w:pPr>
-          <w:hyperlink w:anchor="_Toc238459170" w:history="1">
+          <w:hyperlink w:anchor="_Toc239174191" w:history="1">
             <w:r>
               <w:rPr>
                 <w:rStyle w:val="Hipervnculo"/>
@@ -2621,7 +2630,7 @@
                 <w:noProof/>
                 <w:webHidden/>
               </w:rPr>
-              <w:instrText xml:space="preserve"> PAGEREF _Toc238459170 \h </w:instrText>
+              <w:instrText xml:space="preserve"> PAGEREF _Toc239174191 \h </w:instrText>
             </w:r>
             <w:r>
               <w:rPr>
@@ -2667,7 +2676,7 @@
               <w14:ligatures w14:val="none"/>
             </w:rPr>
           </w:pPr>
-          <w:hyperlink w:anchor="_Toc238459171" w:history="1">
+          <w:hyperlink w:anchor="_Toc239174192" w:history="1">
             <w:r>
               <w:rPr>
                 <w:rStyle w:val="Hipervnculo"/>
@@ -2694,7 +2703,7 @@
                 <w:noProof/>
                 <w:webHidden/>
               </w:rPr>
-              <w:instrText xml:space="preserve"> PAGEREF _Toc238459171 \h </w:instrText>
+              <w:instrText xml:space="preserve"> PAGEREF _Toc239174192 \h </w:instrText>
             </w:r>
             <w:r>
               <w:rPr>
@@ -2740,7 +2749,7 @@
               <w14:ligatures w14:val="none"/>
             </w:rPr>
           </w:pPr>
-          <w:hyperlink w:anchor="_Toc238459172" w:history="1">
+          <w:hyperlink w:anchor="_Toc239174193" w:history="1">
             <w:r>
               <w:rPr>
                 <w:rStyle w:val="Hipervnculo"/>
@@ -2767,7 +2776,7 @@
                 <w:noProof/>
                 <w:webHidden/>
               </w:rPr>
-              <w:instrText xml:space="preserve"> PAGEREF _Toc238459172 \h </w:instrText>
+              <w:instrText xml:space="preserve"> PAGEREF _Toc239174193 \h </w:instrText>
             </w:r>
             <w:r>
               <w:rPr>
@@ -2813,7 +2822,7 @@
               <w14:ligatures w14:val="none"/>
             </w:rPr>
           </w:pPr>
-          <w:hyperlink w:anchor="_Toc238459173" w:history="1">
+          <w:hyperlink w:anchor="_Toc239174194" w:history="1">
             <w:r>
               <w:rPr>
                 <w:rStyle w:val="Hipervnculo"/>
@@ -2840,7 +2849,7 @@
                 <w:noProof/>
                 <w:webHidden/>
               </w:rPr>
-              <w:instrText xml:space="preserve"> PAGEREF _Toc238459173 \h </w:instrText>
+              <w:instrText xml:space="preserve"> PAGEREF _Toc239174194 \h </w:instrText>
             </w:r>
             <w:r>
               <w:rPr>
@@ -2886,7 +2895,7 @@
               <w14:ligatures w14:val="none"/>
             </w:rPr>
           </w:pPr>
-          <w:hyperlink w:anchor="_Toc238459174" w:history="1">
+          <w:hyperlink w:anchor="_Toc239174195" w:history="1">
             <w:r>
               <w:rPr>
                 <w:rStyle w:val="Hipervnculo"/>
@@ -2913,7 +2922,7 @@
                 <w:noProof/>
                 <w:webHidden/>
               </w:rPr>
-              <w:instrText xml:space="preserve"> PAGEREF _Toc238459174 \h </w:instrText>
+              <w:instrText xml:space="preserve"> PAGEREF _Toc239174195 \h </w:instrText>
             </w:r>
             <w:r>
               <w:rPr>
@@ -2959,7 +2968,7 @@
               <w14:ligatures w14:val="none"/>
             </w:rPr>
           </w:pPr>
-          <w:hyperlink w:anchor="_Toc238459175" w:history="1">
+          <w:hyperlink w:anchor="_Toc239174196" w:history="1">
             <w:r>
               <w:rPr>
                 <w:rStyle w:val="Hipervnculo"/>
@@ -2969,8 +2978,10 @@
             </w:r>
             <w:r>
               <w:rPr>
-                <w:rStyle w:val="Extranjerismo"/>
-                <w:noProof/>
+                <w:rStyle w:val="Hipervnculo"/>
+                <w:noProof/>
+                <w:spacing w:val="20"/>
+                <w:lang w:val="en-US"/>
               </w:rPr>
               <w:t>pipelines</w:t>
             </w:r>
@@ -3000,7 +3011,7 @@
                 <w:noProof/>
                 <w:webHidden/>
               </w:rPr>
-              <w:instrText xml:space="preserve"> PAGEREF _Toc238459175 \h </w:instrText>
+              <w:instrText xml:space="preserve"> PAGEREF _Toc239174196 \h </w:instrText>
             </w:r>
             <w:r>
               <w:rPr>
@@ -3046,7 +3057,7 @@
               <w14:ligatures w14:val="none"/>
             </w:rPr>
           </w:pPr>
-          <w:hyperlink w:anchor="_Toc238459176" w:history="1">
+          <w:hyperlink w:anchor="_Toc239174197" w:history="1">
             <w:r>
               <w:rPr>
                 <w:rStyle w:val="Hipervnculo"/>
@@ -3073,7 +3084,7 @@
                 <w:noProof/>
                 <w:webHidden/>
               </w:rPr>
-              <w:instrText xml:space="preserve"> PAGEREF _Toc238459176 \h </w:instrText>
+              <w:instrText xml:space="preserve"> PAGEREF _Toc239174197 \h </w:instrText>
             </w:r>
             <w:r>
               <w:rPr>
@@ -3119,7 +3130,7 @@
               <w14:ligatures w14:val="none"/>
             </w:rPr>
           </w:pPr>
-          <w:hyperlink w:anchor="_Toc238459177" w:history="1">
+          <w:hyperlink w:anchor="_Toc239174198" w:history="1">
             <w:r>
               <w:rPr>
                 <w:rStyle w:val="Hipervnculo"/>
@@ -3146,7 +3157,7 @@
                 <w:noProof/>
                 <w:webHidden/>
               </w:rPr>
-              <w:instrText xml:space="preserve"> PAGEREF _Toc238459177 \h </w:instrText>
+              <w:instrText xml:space="preserve"> PAGEREF _Toc239174198 \h </w:instrText>
             </w:r>
             <w:r>
               <w:rPr>
@@ -3192,7 +3203,7 @@
               <w14:ligatures w14:val="none"/>
             </w:rPr>
           </w:pPr>
-          <w:hyperlink w:anchor="_Toc238459178" w:history="1">
+          <w:hyperlink w:anchor="_Toc239174199" w:history="1">
             <w:r>
               <w:rPr>
                 <w:rStyle w:val="Hipervnculo"/>
@@ -3219,7 +3230,7 @@
                 <w:noProof/>
                 <w:webHidden/>
               </w:rPr>
-              <w:instrText xml:space="preserve"> PAGEREF _Toc238459178 \h </w:instrText>
+              <w:instrText xml:space="preserve"> PAGEREF _Toc239174199 \h </w:instrText>
             </w:r>
             <w:r>
               <w:rPr>
@@ -3265,7 +3276,7 @@
               <w14:ligatures w14:val="none"/>
             </w:rPr>
           </w:pPr>
-          <w:hyperlink w:anchor="_Toc238459179" w:history="1">
+          <w:hyperlink w:anchor="_Toc239174200" w:history="1">
             <w:r>
               <w:rPr>
                 <w:rStyle w:val="Hipervnculo"/>
@@ -3292,7 +3303,7 @@
                 <w:noProof/>
                 <w:webHidden/>
               </w:rPr>
-              <w:instrText xml:space="preserve"> PAGEREF _Toc238459179 \h </w:instrText>
+              <w:instrText xml:space="preserve"> PAGEREF _Toc239174200 \h </w:instrText>
             </w:r>
             <w:r>
               <w:rPr>
@@ -3338,7 +3349,7 @@
               <w14:ligatures w14:val="none"/>
             </w:rPr>
           </w:pPr>
-          <w:hyperlink w:anchor="_Toc238459180" w:history="1">
+          <w:hyperlink w:anchor="_Toc239174201" w:history="1">
             <w:r>
               <w:rPr>
                 <w:rStyle w:val="Hipervnculo"/>
@@ -3365,7 +3376,7 @@
                 <w:noProof/>
                 <w:webHidden/>
               </w:rPr>
-              <w:instrText xml:space="preserve"> PAGEREF _Toc238459180 \h </w:instrText>
+              <w:instrText xml:space="preserve"> PAGEREF _Toc239174201 \h </w:instrText>
             </w:r>
             <w:r>
               <w:rPr>
@@ -3411,7 +3422,7 @@
               <w14:ligatures w14:val="none"/>
             </w:rPr>
           </w:pPr>
-          <w:hyperlink w:anchor="_Toc238459181" w:history="1">
+          <w:hyperlink w:anchor="_Toc239174202" w:history="1">
             <w:r>
               <w:rPr>
                 <w:rStyle w:val="Hipervnculo"/>
@@ -3438,7 +3449,7 @@
                 <w:noProof/>
                 <w:webHidden/>
               </w:rPr>
-              <w:instrText xml:space="preserve"> PAGEREF _Toc238459181 \h </w:instrText>
+              <w:instrText xml:space="preserve"> PAGEREF _Toc239174202 \h </w:instrText>
             </w:r>
             <w:r>
               <w:rPr>
@@ -3486,7 +3497,7 @@
       <w:pPr>
         <w:pStyle w:val="Titulosgenerales"/>
       </w:pPr>
-      <w:bookmarkStart w:id="0" w:name="_Toc238459143"/>
+      <w:bookmarkStart w:id="0" w:name="_Toc239174164"/>
       <w:r>
         <w:lastRenderedPageBreak/>
         <w:t>Introducción</w:t>
@@ -3820,7 +3831,7 @@
       <w:pPr>
         <w:pStyle w:val="Ttulo1"/>
       </w:pPr>
-      <w:bookmarkStart w:id="1" w:name="_Toc238459144"/>
+      <w:bookmarkStart w:id="1" w:name="_Toc239174165"/>
       <w:r>
         <w:lastRenderedPageBreak/>
         <w:t>Introducción a DevOps</w:t>
@@ -3959,7 +3970,7 @@
       <w:pPr>
         <w:pStyle w:val="Ttulo2"/>
       </w:pPr>
-      <w:bookmarkStart w:id="2" w:name="_Toc238459145"/>
+      <w:bookmarkStart w:id="2" w:name="_Toc239174166"/>
       <w:r>
         <w:lastRenderedPageBreak/>
         <w:t>Historia y evolución de DevOps</w:t>
@@ -4440,7 +4451,7 @@
       <w:pPr>
         <w:pStyle w:val="Ttulo2"/>
       </w:pPr>
-      <w:bookmarkStart w:id="3" w:name="_Toc238459146"/>
+      <w:bookmarkStart w:id="3" w:name="_Toc239174167"/>
       <w:r>
         <w:t>Principios de DevOps</w:t>
       </w:r>
@@ -4751,7 +4762,7 @@
       <w:pPr>
         <w:pStyle w:val="Ttulo2"/>
       </w:pPr>
-      <w:bookmarkStart w:id="4" w:name="_Toc238459147"/>
+      <w:bookmarkStart w:id="4" w:name="_Toc239174168"/>
       <w:r>
         <w:t>Cultura de colaboración y automatización</w:t>
       </w:r>
@@ -5101,12 +5112,12 @@
         </w:numPr>
         <w:ind w:left="357"/>
       </w:pPr>
-      <w:bookmarkStart w:id="5" w:name="_Toc238459148"/>
     </w:p>
     <w:p>
       <w:pPr>
         <w:pStyle w:val="Ttulo2"/>
       </w:pPr>
+      <w:bookmarkStart w:id="5" w:name="_Toc239174169"/>
       <w:r>
         <w:t>Beneficios de la implementación de DevOps</w:t>
       </w:r>
@@ -5755,7 +5766,7 @@
       <w:pPr>
         <w:pStyle w:val="Ttulo1"/>
       </w:pPr>
-      <w:bookmarkStart w:id="6" w:name="_Toc238459149"/>
+      <w:bookmarkStart w:id="6" w:name="_Toc239174170"/>
       <w:r>
         <w:lastRenderedPageBreak/>
         <w:t xml:space="preserve">Procesos de desarrollo de </w:t>
@@ -5898,7 +5909,7 @@
       <w:pPr>
         <w:pStyle w:val="Ttulo2"/>
       </w:pPr>
-      <w:bookmarkStart w:id="7" w:name="_Toc238459150"/>
+      <w:bookmarkStart w:id="7" w:name="_Toc239174171"/>
       <w:r>
         <w:lastRenderedPageBreak/>
         <w:t xml:space="preserve">Ciclo de vida del desarrollo de </w:t>
@@ -6295,7 +6306,7 @@
       <w:pPr>
         <w:pStyle w:val="Ttulo2"/>
       </w:pPr>
-      <w:bookmarkStart w:id="8" w:name="_Toc238459151"/>
+      <w:bookmarkStart w:id="8" w:name="_Toc239174172"/>
       <w:r>
         <w:t>Actividades del proceso de desarrollo</w:t>
       </w:r>
@@ -6848,7 +6859,7 @@
       <w:pPr>
         <w:pStyle w:val="Ttulo2"/>
       </w:pPr>
-      <w:bookmarkStart w:id="9" w:name="_Toc238459152"/>
+      <w:bookmarkStart w:id="9" w:name="_Toc239174173"/>
       <w:r>
         <w:t>Roles y responsabilidades del equipo de desarrollo</w:t>
       </w:r>
@@ -7499,7 +7510,7 @@
       <w:pPr>
         <w:pStyle w:val="Ttulo2"/>
       </w:pPr>
-      <w:bookmarkStart w:id="10" w:name="_Toc238459153"/>
+      <w:bookmarkStart w:id="10" w:name="_Toc239174174"/>
       <w:r>
         <w:t xml:space="preserve">Artefactos de </w:t>
       </w:r>
@@ -7898,7 +7909,7 @@
       <w:pPr>
         <w:pStyle w:val="Ttulo2"/>
       </w:pPr>
-      <w:bookmarkStart w:id="11" w:name="_Toc238459154"/>
+      <w:bookmarkStart w:id="11" w:name="_Toc239174175"/>
       <w:r>
         <w:t xml:space="preserve">Herramientas para el desarrollo de </w:t>
       </w:r>
@@ -8620,7 +8631,7 @@
       <w:pPr>
         <w:pStyle w:val="Ttulo1"/>
       </w:pPr>
-      <w:bookmarkStart w:id="12" w:name="_Toc238459155"/>
+      <w:bookmarkStart w:id="12" w:name="_Toc239174176"/>
       <w:r>
         <w:lastRenderedPageBreak/>
         <w:t>Contenedores en entornos de desarrollo</w:t>
@@ -8701,7 +8712,7 @@
       <w:pPr>
         <w:pStyle w:val="Ttulo2"/>
       </w:pPr>
-      <w:bookmarkStart w:id="13" w:name="_Toc238459156"/>
+      <w:bookmarkStart w:id="13" w:name="_Toc239174177"/>
       <w:r>
         <w:t>Características de los contenedores</w:t>
       </w:r>
@@ -8939,7 +8950,7 @@
       <w:pPr>
         <w:pStyle w:val="Ttulo2"/>
       </w:pPr>
-      <w:bookmarkStart w:id="14" w:name="_Toc238459157"/>
+      <w:bookmarkStart w:id="14" w:name="_Toc239174178"/>
       <w:r>
         <w:t>Beneficios del uso de contenedores</w:t>
       </w:r>
@@ -9518,7 +9529,7 @@
       <w:pPr>
         <w:pStyle w:val="Ttulo2"/>
       </w:pPr>
-      <w:bookmarkStart w:id="15" w:name="_Toc238459158"/>
+      <w:bookmarkStart w:id="15" w:name="_Toc239174179"/>
       <w:r>
         <w:lastRenderedPageBreak/>
         <w:t>Aplicaciones de los contenedores en DevOps</w:t>
@@ -9816,7 +9827,7 @@
       <w:pPr>
         <w:pStyle w:val="Ttulo2"/>
       </w:pPr>
-      <w:bookmarkStart w:id="16" w:name="_Toc238459159"/>
+      <w:bookmarkStart w:id="16" w:name="_Toc239174180"/>
       <w:r>
         <w:t>Uso de contenedores en entornos DevOps</w:t>
       </w:r>
@@ -10988,7 +10999,7 @@
       <w:pPr>
         <w:pStyle w:val="Ttulo1"/>
       </w:pPr>
-      <w:bookmarkStart w:id="17" w:name="_Toc238459160"/>
+      <w:bookmarkStart w:id="17" w:name="_Toc239174181"/>
       <w:r>
         <w:lastRenderedPageBreak/>
         <w:t>Integración, entrega y despliegue continuo (CI/CD)</w:t>
@@ -11081,7 +11092,7 @@
       <w:pPr>
         <w:pStyle w:val="Ttulo2"/>
       </w:pPr>
-      <w:bookmarkStart w:id="18" w:name="_Toc238459161"/>
+      <w:bookmarkStart w:id="18" w:name="_Toc239174182"/>
       <w:r>
         <w:t>Integración continua (CI)</w:t>
       </w:r>
@@ -11395,7 +11406,7 @@
       <w:pPr>
         <w:pStyle w:val="Ttulo2"/>
       </w:pPr>
-      <w:bookmarkStart w:id="19" w:name="_Toc238459162"/>
+      <w:bookmarkStart w:id="19" w:name="_Toc239174183"/>
       <w:r>
         <w:t>Entrega continua (CD)</w:t>
       </w:r>
@@ -11439,7 +11450,20 @@
         <w:rPr>
           <w:lang w:val="es-419" w:eastAsia="es-CO"/>
         </w:rPr>
-        <w:t xml:space="preserve"> - CD) es una práctica que amplía el proceso de integración continua, preparando automáticamente las aplicaciones para su implementación en diferentes entornos. Después de integrar y verificar los cambios en el código fuente, el </w:t>
+        <w:t xml:space="preserve"> - CD) es una práctica que amplía el proceso de integración continua, preparando automáticamente las aplicaciones para su implementación en diferentes entornos.</w:t>
+      </w:r>
+    </w:p>
+    <w:p>
+      <w:pPr>
+        <w:rPr>
+          <w:lang w:val="es-419" w:eastAsia="es-CO"/>
+        </w:rPr>
+      </w:pPr>
+      <w:r>
+        <w:rPr>
+          <w:lang w:val="es-419" w:eastAsia="es-CO"/>
+        </w:rPr>
+        <w:t xml:space="preserve">Después de integrar y verificar los cambios en el código fuente, el </w:t>
       </w:r>
       <w:r>
         <w:rPr>
@@ -11688,7 +11712,7 @@
       <w:pPr>
         <w:pStyle w:val="Ttulo2"/>
       </w:pPr>
-      <w:bookmarkStart w:id="20" w:name="_Toc238459163"/>
+      <w:bookmarkStart w:id="20" w:name="_Toc239174184"/>
       <w:r>
         <w:lastRenderedPageBreak/>
         <w:t>Despliegue continuo</w:t>
@@ -12239,7 +12263,7 @@
       <w:pPr>
         <w:pStyle w:val="Ttulo2"/>
       </w:pPr>
-      <w:bookmarkStart w:id="21" w:name="_Toc238459164"/>
+      <w:bookmarkStart w:id="21" w:name="_Toc239174185"/>
       <w:r>
         <w:lastRenderedPageBreak/>
         <w:t>Beneficios de la automatización de procesos CI/CD</w:t>
@@ -12831,7 +12855,7 @@
       <w:pPr>
         <w:pStyle w:val="Ttulo2"/>
       </w:pPr>
-      <w:bookmarkStart w:id="22" w:name="_Toc238459165"/>
+      <w:bookmarkStart w:id="22" w:name="_Toc239174186"/>
       <w:r>
         <w:t>Flujo de trabajo en entornos DevOps</w:t>
       </w:r>
@@ -13215,7 +13239,7 @@
       <w:pPr>
         <w:pStyle w:val="Ttulo1"/>
       </w:pPr>
-      <w:bookmarkStart w:id="23" w:name="_Toc238459166"/>
+      <w:bookmarkStart w:id="23" w:name="_Toc239174187"/>
       <w:r>
         <w:lastRenderedPageBreak/>
         <w:t>Gestión de versiones con Git</w:t>
@@ -13296,7 +13320,7 @@
       <w:pPr>
         <w:pStyle w:val="Ttulo2"/>
       </w:pPr>
-      <w:bookmarkStart w:id="24" w:name="_Toc238459167"/>
+      <w:bookmarkStart w:id="24" w:name="_Toc239174188"/>
       <w:r>
         <w:t>Fundamentos del control de versiones</w:t>
       </w:r>
@@ -13497,7 +13521,7 @@
           <w:lang w:val="es-419" w:eastAsia="es-CO"/>
         </w:rPr>
         <w:lastRenderedPageBreak/>
-        <w:t>Facilitar la recuperación del código, en caso de errores, pérdidas de información o necesidad de volver a una versión anterior.</w:t>
+        <w:t>Facilitar la recuperación del código en caso de errores, pérdidas de información o necesidad de volver a una versión anterior.</w:t>
       </w:r>
     </w:p>
     <w:p>
@@ -13619,7 +13643,7 @@
       <w:pPr>
         <w:pStyle w:val="Ttulo2"/>
       </w:pPr>
-      <w:bookmarkStart w:id="25" w:name="_Toc238459168"/>
+      <w:bookmarkStart w:id="25" w:name="_Toc239174189"/>
       <w:r>
         <w:t>Git como soporte para la integración continua</w:t>
       </w:r>
@@ -14221,7 +14245,7 @@
       <w:pPr>
         <w:pStyle w:val="Ttulo2"/>
       </w:pPr>
-      <w:bookmarkStart w:id="26" w:name="_Toc238459169"/>
+      <w:bookmarkStart w:id="26" w:name="_Toc239174190"/>
       <w:r>
         <w:lastRenderedPageBreak/>
         <w:t xml:space="preserve">Repositorios remotos con GitHub y </w:t>
@@ -14558,10 +14582,10 @@
           <w:lang w:val="es-419" w:eastAsia="es-CO"/>
         </w:rPr>
         <w:drawing>
-          <wp:inline distT="0" distB="0" distL="0" distR="0" wp14:anchorId="0DD49BE7" wp14:editId="2212F925">
+          <wp:inline distT="0" distB="0" distL="0" distR="0" wp14:anchorId="0DD49BE7" wp14:editId="781F5C31">
             <wp:extent cx="6324600" cy="1905000"/>
             <wp:effectExtent l="0" t="0" r="0" b="0"/>
-            <wp:docPr id="8" name="Imagen 8" descr="En la figura 7 se presenta el funcionamiento general de un repositorio remoto, donde varios desarrolladores trabajan en sus repositorios locales y sincronizan los cambios con un repositorio central alojado en GitHub o GitLab, permitiendo mantener un proyecto actualizado y compartido para todo el equipo."/>
+            <wp:docPr id="8" name="Imagen 8" descr="En la figura 6 se presenta el funcionamiento general de un repositorio remoto, donde varios desarrolladores trabajan en sus repositorios locales y sincronizan los cambios con un repositorio central alojado en GitHub o GitLab, permitiendo mantener un proyecto actualizado y compartido para todo el equipo."/>
             <wp:cNvGraphicFramePr>
               <a:graphicFrameLocks xmlns:a="http://schemas.openxmlformats.org/drawingml/2006/main" noChangeAspect="1"/>
             </wp:cNvGraphicFramePr>
@@ -14569,7 +14593,7 @@
               <a:graphicData uri="http://schemas.openxmlformats.org/drawingml/2006/picture">
                 <pic:pic xmlns:pic="http://schemas.openxmlformats.org/drawingml/2006/picture">
                   <pic:nvPicPr>
-                    <pic:cNvPr id="8" name="Imagen 8" descr="En la figura 7 se presenta el funcionamiento general de un repositorio remoto, donde varios desarrolladores trabajan en sus repositorios locales y sincronizan los cambios con un repositorio central alojado en GitHub o GitLab, permitiendo mantener un proyecto actualizado y compartido para todo el equipo."/>
+                    <pic:cNvPr id="8" name="Imagen 8" descr="En la figura 6 se presenta el funcionamiento general de un repositorio remoto, donde varios desarrolladores trabajan en sus repositorios locales y sincronizan los cambios con un repositorio central alojado en GitHub o GitLab, permitiendo mantener un proyecto actualizado y compartido para todo el equipo."/>
                     <pic:cNvPicPr>
                       <a:picLocks noChangeAspect="1" noChangeArrowheads="1"/>
                     </pic:cNvPicPr>
@@ -15690,7 +15714,7 @@
       <w:pPr>
         <w:pStyle w:val="Ttulo2"/>
       </w:pPr>
-      <w:bookmarkStart w:id="27" w:name="_Toc238459170"/>
+      <w:bookmarkStart w:id="27" w:name="_Toc239174191"/>
       <w:r>
         <w:t xml:space="preserve">Estrategia de ramificación </w:t>
       </w:r>
@@ -15711,7 +15735,19 @@
         <w:rPr>
           <w:lang w:val="es-419" w:eastAsia="es-CO"/>
         </w:rPr>
-        <w:t>Durante el desarrollo de una aplicación es común que varios integrantes del equipo trabajen al mismo tiempo en nuevas funcionalidades, correcciones de errores y mejoras del sistema. Si todas estas modificaciones se realizaran directamente sobre la versión principal del proyecto, aumentaría el riesgo de generar conflictos y afectar el funcionamiento de la aplicación.</w:t>
+        <w:t>Durante el desarrollo de una aplicación</w:t>
+      </w:r>
+      <w:r>
+        <w:rPr>
+          <w:lang w:val="es-419" w:eastAsia="es-CO"/>
+        </w:rPr>
+        <w:t>,</w:t>
+      </w:r>
+      <w:r>
+        <w:rPr>
+          <w:lang w:val="es-419" w:eastAsia="es-CO"/>
+        </w:rPr>
+        <w:t xml:space="preserve"> es común que varios integrantes del equipo trabajen al mismo tiempo en nuevas funcionalidades, correcciones de errores y mejoras del sistema. Si todas estas modificaciones se realizaran directamente sobre la versión principal del proyecto, aumentaría el riesgo de generar conflictos y afectar el funcionamiento de la aplicación.</w:t>
       </w:r>
     </w:p>
     <w:p>
@@ -16184,7 +16220,19 @@
         <w:rPr>
           <w:lang w:val="es-419" w:eastAsia="es-CO"/>
         </w:rPr>
-        <w:t xml:space="preserve">Supóngase que un equipo desarrolla una aplicación para la gestión de inventarios. Inicialmente existe una versión estable del sistema, la cual se encuentra almacenada en la rama </w:t>
+        <w:t>Supóngase que un equipo desarrolla una aplicación para la gestión de inventarios. Inicialmente</w:t>
+      </w:r>
+      <w:r>
+        <w:rPr>
+          <w:lang w:val="es-419" w:eastAsia="es-CO"/>
+        </w:rPr>
+        <w:t>,</w:t>
+      </w:r>
+      <w:r>
+        <w:rPr>
+          <w:lang w:val="es-419" w:eastAsia="es-CO"/>
+        </w:rPr>
+        <w:t xml:space="preserve"> existe una versión estable del sistema, la cual se encuentra almacenada en la rama </w:t>
       </w:r>
       <w:proofErr w:type="spellStart"/>
       <w:r>
@@ -16610,7 +16658,7 @@
       <w:pPr>
         <w:pStyle w:val="Ttulo2"/>
       </w:pPr>
-      <w:bookmarkStart w:id="28" w:name="_Toc238459171"/>
+      <w:bookmarkStart w:id="28" w:name="_Toc239174192"/>
       <w:r>
         <w:lastRenderedPageBreak/>
         <w:t>Buenas prácticas en la gestión de código fuente</w:t>
@@ -17206,7 +17254,7 @@
       <w:pPr>
         <w:pStyle w:val="Ttulo1"/>
       </w:pPr>
-      <w:bookmarkStart w:id="29" w:name="_Toc238459172"/>
+      <w:bookmarkStart w:id="29" w:name="_Toc239174193"/>
       <w:r>
         <w:lastRenderedPageBreak/>
         <w:t>Automatización de procesos CI/CD</w:t>
@@ -17299,7 +17347,7 @@
       <w:pPr>
         <w:pStyle w:val="Ttulo2"/>
       </w:pPr>
-      <w:bookmarkStart w:id="30" w:name="_Toc238459173"/>
+      <w:bookmarkStart w:id="30" w:name="_Toc239174194"/>
       <w:r>
         <w:t>Introducción a Jenkins</w:t>
       </w:r>
@@ -17690,10 +17738,10 @@
           <w:lang w:val="es-419" w:eastAsia="es-CO"/>
         </w:rPr>
         <w:drawing>
-          <wp:inline distT="0" distB="0" distL="0" distR="0" wp14:anchorId="05F62464" wp14:editId="574D75B1">
+          <wp:inline distT="0" distB="0" distL="0" distR="0" wp14:anchorId="05F62464" wp14:editId="5D892D90">
             <wp:extent cx="6324600" cy="2486025"/>
             <wp:effectExtent l="0" t="0" r="0" b="9525"/>
-            <wp:docPr id="10" name="Imagen 10" descr="En la figura 9 se presenta el papel de Jenkins dentro de un flujo DevOps, mostrando cómo los cambios realizados en un repositorio de código fuente activan procesos automatizados de compilación, pruebas y despliegue para generar una versión actualizada de la aplicación."/>
+            <wp:docPr id="10" name="Imagen 10" descr="En la figura 8 se presenta el papel de Jenkins dentro de un flujo DevOps, mostrando cómo los cambios realizados en un repositorio de código fuente activan procesos automatizados de compilación, pruebas y despliegue para generar una versión actualizada de la aplicación."/>
             <wp:cNvGraphicFramePr>
               <a:graphicFrameLocks xmlns:a="http://schemas.openxmlformats.org/drawingml/2006/main" noChangeAspect="1"/>
             </wp:cNvGraphicFramePr>
@@ -17701,7 +17749,7 @@
               <a:graphicData uri="http://schemas.openxmlformats.org/drawingml/2006/picture">
                 <pic:pic xmlns:pic="http://schemas.openxmlformats.org/drawingml/2006/picture">
                   <pic:nvPicPr>
-                    <pic:cNvPr id="10" name="Imagen 10" descr="En la figura 9 se presenta el papel de Jenkins dentro de un flujo DevOps, mostrando cómo los cambios realizados en un repositorio de código fuente activan procesos automatizados de compilación, pruebas y despliegue para generar una versión actualizada de la aplicación."/>
+                    <pic:cNvPr id="10" name="Imagen 10" descr="En la figura 8 se presenta el papel de Jenkins dentro de un flujo DevOps, mostrando cómo los cambios realizados en un repositorio de código fuente activan procesos automatizados de compilación, pruebas y despliegue para generar una versión actualizada de la aplicación."/>
                     <pic:cNvPicPr>
                       <a:picLocks noChangeAspect="1" noChangeArrowheads="1"/>
                     </pic:cNvPicPr>
@@ -17822,7 +17870,7 @@
       <w:pPr>
         <w:pStyle w:val="Ttulo2"/>
       </w:pPr>
-      <w:bookmarkStart w:id="31" w:name="_Toc238459174"/>
+      <w:bookmarkStart w:id="31" w:name="_Toc239174195"/>
       <w:r>
         <w:t>Arquitectura y componentes de Jenkins</w:t>
       </w:r>
@@ -18503,7 +18551,7 @@
       <w:pPr>
         <w:pStyle w:val="Ttulo2"/>
       </w:pPr>
-      <w:bookmarkStart w:id="32" w:name="_Toc238459175"/>
+      <w:bookmarkStart w:id="32" w:name="_Toc239174196"/>
       <w:r>
         <w:t xml:space="preserve">Creación de </w:t>
       </w:r>
@@ -19180,7 +19228,7 @@
       <w:pPr>
         <w:pStyle w:val="Ttulo2"/>
       </w:pPr>
-      <w:bookmarkStart w:id="33" w:name="_Toc238459176"/>
+      <w:bookmarkStart w:id="33" w:name="_Toc239174197"/>
       <w:r>
         <w:t>Automatización de procesos de construcción, pruebas y despliegue</w:t>
       </w:r>
@@ -19932,13 +19980,12 @@
         </w:tc>
       </w:tr>
     </w:tbl>
-    <w:p>
-      <w:bookmarkStart w:id="34" w:name="_Toc238459177"/>
-    </w:p>
+    <w:p/>
     <w:p>
       <w:pPr>
         <w:pStyle w:val="Ttulo2"/>
       </w:pPr>
+      <w:bookmarkStart w:id="34" w:name="_Toc239174198"/>
       <w:r>
         <w:t>Monitoreo y gestión de procesos CI/CD</w:t>
       </w:r>
@@ -20605,7 +20652,7 @@
           <w:u w:val="single"/>
         </w:rPr>
       </w:pPr>
-      <w:bookmarkStart w:id="35" w:name="_Toc238459178"/>
+      <w:bookmarkStart w:id="35" w:name="_Toc239174199"/>
       <w:r>
         <w:lastRenderedPageBreak/>
         <w:t>Síntesis</w:t>
@@ -20670,10 +20717,10 @@
           <w:lang w:eastAsia="es-CO"/>
         </w:rPr>
         <w:drawing>
-          <wp:inline distT="0" distB="0" distL="0" distR="0" wp14:anchorId="6DBBD1CA" wp14:editId="2E984A3D">
+          <wp:inline distT="0" distB="0" distL="0" distR="0" wp14:anchorId="6DBBD1CA" wp14:editId="56C91DA5">
             <wp:extent cx="6332220" cy="3891915"/>
             <wp:effectExtent l="0" t="0" r="0" b="0"/>
-            <wp:docPr id="1" name="Gráfico 1"/>
+            <wp:docPr id="1" name="Gráfico 1" descr="La síntesis contiene los principales temas relacionados con el enfoque DevOps, incluyendo la introducción a sus fundamentos, los procesos de desarrollo de software, el uso de contenedores, la integración, entrega y despliegue continuo (CI/CD), la gestión de versiones con Git y la automatización de procesos mediante Jenkins, destacando su contribución al desarrollo colaborativo, la automatización y la mejora continua del ciclo de vida del software."/>
             <wp:cNvGraphicFramePr>
               <a:graphicFrameLocks xmlns:a="http://schemas.openxmlformats.org/drawingml/2006/main" noChangeAspect="1"/>
             </wp:cNvGraphicFramePr>
@@ -20681,7 +20728,7 @@
               <a:graphicData uri="http://schemas.openxmlformats.org/drawingml/2006/picture">
                 <pic:pic xmlns:pic="http://schemas.openxmlformats.org/drawingml/2006/picture">
                   <pic:nvPicPr>
-                    <pic:cNvPr id="1" name=""/>
+                    <pic:cNvPr id="1" name="Gráfico 1" descr="La síntesis contiene los principales temas relacionados con el enfoque DevOps, incluyendo la introducción a sus fundamentos, los procesos de desarrollo de software, el uso de contenedores, la integración, entrega y despliegue continuo (CI/CD), la gestión de versiones con Git y la automatización de procesos mediante Jenkins, destacando su contribución al desarrollo colaborativo, la automatización y la mejora continua del ciclo de vida del software."/>
                     <pic:cNvPicPr/>
                   </pic:nvPicPr>
                   <pic:blipFill>
@@ -20716,7 +20763,7 @@
       <w:pPr>
         <w:pStyle w:val="Titulosgenerales"/>
       </w:pPr>
-      <w:bookmarkStart w:id="36" w:name="_Toc238459179"/>
+      <w:bookmarkStart w:id="36" w:name="_Toc239174200"/>
       <w:r>
         <w:lastRenderedPageBreak/>
         <w:t>Glosario</w:t>
@@ -21096,7 +21143,7 @@
       <w:pPr>
         <w:pStyle w:val="Titulosgenerales"/>
       </w:pPr>
-      <w:bookmarkStart w:id="37" w:name="_Toc238459180"/>
+      <w:bookmarkStart w:id="37" w:name="_Toc239174201"/>
       <w:r>
         <w:lastRenderedPageBreak/>
         <w:t>Referencias bibliográficas</w:t>
@@ -21729,7 +21776,7 @@
       <w:pPr>
         <w:pStyle w:val="Titulosgenerales"/>
       </w:pPr>
-      <w:bookmarkStart w:id="38" w:name="_Toc238459181"/>
+      <w:bookmarkStart w:id="38" w:name="_Toc239174202"/>
       <w:r>
         <w:lastRenderedPageBreak/>
         <w:t>Créditos</w:t>
@@ -22173,7 +22220,7 @@
               <w:spacing w:line="360" w:lineRule="auto"/>
             </w:pPr>
             <w:r>
-              <w:t>Javier Mauricio Oviedo</w:t>
+              <w:t>Jorge Bustos Gómez</w:t>
             </w:r>
           </w:p>
         </w:tc>
@@ -27455,6 +27502,7 @@
   <w:style w:type="character" w:default="1" w:styleId="Fuentedeprrafopredeter">
     <w:name w:val="Default Paragraph Font"/>
     <w:uiPriority w:val="1"/>
+    <w:semiHidden/>
     <w:unhideWhenUsed/>
   </w:style>
   <w:style w:type="table" w:default="1" w:styleId="Tablanormal">
@@ -28644,14 +28692,7 @@
 </file>
 
 <file path=customXml/item1.xml><?xml version="1.0" encoding="utf-8"?>
-<p:properties xmlns:p="http://schemas.microsoft.com/office/2006/metadata/properties" xmlns:xsi="http://www.w3.org/2001/XMLSchema-instance" xmlns:pc="http://schemas.microsoft.com/office/infopath/2007/PartnerControls">
-  <documentManagement>
-    <TaxCatchAll xmlns="13c90a0b-73bc-4dc0-be5f-28d77b615beb" xsi:nil="true"/>
-    <lcf76f155ced4ddcb4097134ff3c332f xmlns="13c93bba-48ce-428c-bfe5-88b42c19b028">
-      <Terms xmlns="http://schemas.microsoft.com/office/infopath/2007/PartnerControls"/>
-    </lcf76f155ced4ddcb4097134ff3c332f>
-  </documentManagement>
-</p:properties>
+<b:Sources xmlns:b="http://schemas.openxmlformats.org/officeDocument/2006/bibliography" xmlns="http://schemas.openxmlformats.org/officeDocument/2006/bibliography" SelectedStyle="\APASixthEditionOfficeOnline.xsl" StyleName="APA" Version="6"/>
 </file>
 
 <file path=customXml/item2.xml><?xml version="1.0" encoding="utf-8"?>
@@ -28890,7 +28931,14 @@
 </file>
 
 <file path=customXml/item3.xml><?xml version="1.0" encoding="utf-8"?>
-<b:Sources xmlns:b="http://schemas.openxmlformats.org/officeDocument/2006/bibliography" xmlns="http://schemas.openxmlformats.org/officeDocument/2006/bibliography" SelectedStyle="\APASixthEditionOfficeOnline.xsl" StyleName="APA" Version="6"/>
+<p:properties xmlns:p="http://schemas.microsoft.com/office/2006/metadata/properties" xmlns:xsi="http://www.w3.org/2001/XMLSchema-instance" xmlns:pc="http://schemas.microsoft.com/office/infopath/2007/PartnerControls">
+  <documentManagement>
+    <TaxCatchAll xmlns="13c90a0b-73bc-4dc0-be5f-28d77b615beb" xsi:nil="true"/>
+    <lcf76f155ced4ddcb4097134ff3c332f xmlns="13c93bba-48ce-428c-bfe5-88b42c19b028">
+      <Terms xmlns="http://schemas.microsoft.com/office/infopath/2007/PartnerControls"/>
+    </lcf76f155ced4ddcb4097134ff3c332f>
+  </documentManagement>
+</p:properties>
 </file>
 
 <file path=customXml/item4.xml><?xml version="1.0" encoding="utf-8"?>
@@ -28903,18 +28951,9 @@
 </file>
 
 <file path=customXml/itemProps1.xml><?xml version="1.0" encoding="utf-8"?>
-<ds:datastoreItem xmlns:ds="http://schemas.openxmlformats.org/officeDocument/2006/customXml" ds:itemID="{1279454D-02BE-4A9C-A117-DCD1573E2608}">
+<ds:datastoreItem xmlns:ds="http://schemas.openxmlformats.org/officeDocument/2006/customXml" ds:itemID="{EAE431FD-7059-4C09-804B-C9D69EB7B213}">
   <ds:schemaRefs>
-    <ds:schemaRef ds:uri="13c93bba-48ce-428c-bfe5-88b42c19b028"/>
-    <ds:schemaRef ds:uri="http://schemas.microsoft.com/office/2006/metadata/properties"/>
-    <ds:schemaRef ds:uri="http://schemas.microsoft.com/office/infopath/2007/PartnerControls"/>
-    <ds:schemaRef ds:uri="http://schemas.microsoft.com/office/2006/documentManagement/types"/>
-    <ds:schemaRef ds:uri="http://purl.org/dc/terms/"/>
-    <ds:schemaRef ds:uri="http://schemas.openxmlformats.org/package/2006/metadata/core-properties"/>
-    <ds:schemaRef ds:uri="13c90a0b-73bc-4dc0-be5f-28d77b615beb"/>
-    <ds:schemaRef ds:uri="http://www.w3.org/XML/1998/namespace"/>
-    <ds:schemaRef ds:uri="http://purl.org/dc/dcmitype/"/>
-    <ds:schemaRef ds:uri="http://purl.org/dc/elements/1.1/"/>
+    <ds:schemaRef ds:uri="http://schemas.openxmlformats.org/officeDocument/2006/bibliography"/>
   </ds:schemaRefs>
 </ds:datastoreItem>
 </file>
@@ -28939,9 +28978,12 @@
 </file>
 
 <file path=customXml/itemProps3.xml><?xml version="1.0" encoding="utf-8"?>
-<ds:datastoreItem xmlns:ds="http://schemas.openxmlformats.org/officeDocument/2006/customXml" ds:itemID="{EAE431FD-7059-4C09-804B-C9D69EB7B213}">
+<ds:datastoreItem xmlns:ds="http://schemas.openxmlformats.org/officeDocument/2006/customXml" ds:itemID="{1279454D-02BE-4A9C-A117-DCD1573E2608}">
   <ds:schemaRefs>
-    <ds:schemaRef ds:uri="http://schemas.openxmlformats.org/officeDocument/2006/bibliography"/>
+    <ds:schemaRef ds:uri="http://schemas.microsoft.com/office/2006/metadata/properties"/>
+    <ds:schemaRef ds:uri="http://schemas.microsoft.com/office/infopath/2007/PartnerControls"/>
+    <ds:schemaRef ds:uri="13c90a0b-73bc-4dc0-be5f-28d77b615beb"/>
+    <ds:schemaRef ds:uri="13c93bba-48ce-428c-bfe5-88b42c19b028"/>
   </ds:schemaRefs>
 </ds:datastoreItem>
 </file>
